--- a/arb/docx/008.content.docx
+++ b/arb/docx/008.content.docx
@@ -286,20 +286,14 @@
         </w:rPr>
         <w:t xml:space="preserve"> هو شكل من أشكال </w:t>
       </w:r>
-      <w:hyperlink r:id="rId13">
-        <w:r>
-          <w:rPr>
-            <w:rtl/>
-            <w:cs/>
-            <w:lang w:val="ar_AE" w:bidi="ar_AE"/>
-          </w:rPr>
-          <w:rPr>
-            <w:color w:val="0000EE"/>
-            <w:u w:val="single"/>
-          </w:rPr>
-          <w:t>الخطية</w:t>
-        </w:r>
-      </w:hyperlink>
+      <w:r>
+        <w:rPr>
+          <w:rtl/>
+          <w:cs/>
+          <w:lang w:val="ar_AE" w:bidi="ar_AE"/>
+        </w:rPr>
+        <w:t>الخطية</w:t>
+      </w:r>
       <w:r>
         <w:rPr>
           <w:rtl/>
@@ -328,20 +322,14 @@
         </w:rPr>
         <w:t xml:space="preserve">فعندما يمارس رجل علاقات جنسية مع امرأة غير متزوجة أو </w:t>
       </w:r>
-      <w:hyperlink r:id="rId14">
-        <w:r>
-          <w:rPr>
-            <w:rtl/>
-            <w:cs/>
-            <w:lang w:val="ar_AE" w:bidi="ar_AE"/>
-          </w:rPr>
-          <w:rPr>
-            <w:color w:val="0000EE"/>
-            <w:u w:val="single"/>
-          </w:rPr>
-          <w:t>جارية</w:t>
-        </w:r>
-      </w:hyperlink>
+      <w:r>
+        <w:rPr>
+          <w:rtl/>
+          <w:cs/>
+          <w:lang w:val="ar_AE" w:bidi="ar_AE"/>
+        </w:rPr>
+        <w:t>جارية</w:t>
+      </w:r>
       <w:r>
         <w:rPr>
           <w:rtl/>
@@ -370,20 +358,14 @@
         </w:rPr>
         <w:t xml:space="preserve">ويكره الله الزنا وكل شكل من أشكال الخطايا الجنسية. وكثيرًا ما يُقارن الله خيانة الناس وعصيانهم له بالزنا: فعندما يكون الناس غير أمناء لله ويبدأون في </w:t>
       </w:r>
-      <w:hyperlink r:id="rId15">
-        <w:r>
-          <w:rPr>
-            <w:rtl/>
-            <w:cs/>
-            <w:lang w:val="ar_AE" w:bidi="ar_AE"/>
-          </w:rPr>
-          <w:rPr>
-            <w:color w:val="0000EE"/>
-            <w:u w:val="single"/>
-          </w:rPr>
-          <w:t>عبادة</w:t>
-        </w:r>
-      </w:hyperlink>
+      <w:r>
+        <w:rPr>
+          <w:rtl/>
+          <w:cs/>
+          <w:lang w:val="ar_AE" w:bidi="ar_AE"/>
+        </w:rPr>
+        <w:t>عبادة</w:t>
+      </w:r>
       <w:r>
         <w:rPr>
           <w:rtl/>
@@ -394,7 +376,6 @@
       </w:r>
       <w:r>
         <w:rPr>
-          <w:b/>
           <w:rtl/>
           <w:cs/>
           <w:lang w:val="ar_AE" w:bidi="ar_AE"/>
